--- a/downloads/DeepTimeBio_Lab.Expectations.v2.docx
+++ b/downloads/DeepTimeBio_Lab.Expectations.v2.docx
@@ -1533,7 +1533,14 @@
           <w:rFonts w:ascii="Roboto" w:eastAsia="Calibri" w:hAnsi="Roboto" w:cs="Calibri"/>
           <w:noProof/>
         </w:rPr>
-        <w:t>Communciate regularly: talk to me in person about progress, challenges…</w:t>
+        <w:t>Communicate</w:t>
+      </w:r>
+      <w:r>
+        <w:rPr>
+          <w:rFonts w:ascii="Roboto" w:eastAsia="Calibri" w:hAnsi="Roboto" w:cs="Calibri"/>
+          <w:noProof/>
+        </w:rPr>
+        <w:t xml:space="preserve"> regularly: talk to me in person about progress, challenges…</w:t>
       </w:r>
     </w:p>
     <w:p>
@@ -1757,64 +1764,6 @@
         <w:jc w:val="both"/>
         <w:rPr>
           <w:rFonts w:ascii="Roboto" w:eastAsia="Calibri" w:hAnsi="Roboto" w:cs="Calibri"/>
-          <w:bCs/>
-          <w:i/>
-          <w:iCs/>
-        </w:rPr>
-      </w:pPr>
-      <w:r>
-        <w:rPr>
-          <w:rFonts w:ascii="Roboto" w:eastAsia="Calibri" w:hAnsi="Roboto" w:cs="Calibri"/>
-          <w:bCs/>
-          <w:i/>
-          <w:iCs/>
-        </w:rPr>
-        <w:t>Some a</w:t>
-      </w:r>
-      <w:r>
-        <w:rPr>
-          <w:rFonts w:ascii="Roboto" w:eastAsia="Calibri" w:hAnsi="Roboto" w:cs="Calibri"/>
-          <w:bCs/>
-          <w:i/>
-          <w:iCs/>
-        </w:rPr>
-        <w:t xml:space="preserve">udiobooks are in </w:t>
-      </w:r>
-      <w:proofErr w:type="spellStart"/>
-      <w:r>
-        <w:rPr>
-          <w:rFonts w:ascii="Roboto" w:eastAsia="Calibri" w:hAnsi="Roboto" w:cs="Calibri"/>
-          <w:bCs/>
-          <w:i/>
-          <w:iCs/>
-        </w:rPr>
-        <w:t>Lab_Resources</w:t>
-      </w:r>
-      <w:proofErr w:type="spellEnd"/>
-      <w:r>
-        <w:rPr>
-          <w:rFonts w:ascii="Roboto" w:eastAsia="Calibri" w:hAnsi="Roboto" w:cs="Calibri"/>
-          <w:bCs/>
-          <w:i/>
-          <w:iCs/>
-        </w:rPr>
-        <w:t>\Library\Audiobooks</w:t>
-      </w:r>
-    </w:p>
-    <w:p>
-      <w:pPr>
-        <w:ind w:left="432"/>
-        <w:jc w:val="both"/>
-        <w:rPr>
-          <w:rFonts w:ascii="Roboto" w:eastAsia="Calibri" w:hAnsi="Roboto" w:cs="Calibri"/>
-        </w:rPr>
-      </w:pPr>
-    </w:p>
-    <w:p>
-      <w:pPr>
-        <w:jc w:val="both"/>
-        <w:rPr>
-          <w:rFonts w:ascii="Roboto" w:eastAsia="Calibri" w:hAnsi="Roboto" w:cs="Calibri"/>
           <w:b/>
         </w:rPr>
       </w:pPr>
@@ -1830,7 +1779,14 @@
           <w:rFonts w:ascii="Roboto" w:eastAsia="Calibri" w:hAnsi="Roboto" w:cs="Calibri"/>
           <w:b/>
         </w:rPr>
-        <w:t xml:space="preserve"> Students</w:t>
+        <w:t xml:space="preserve"> </w:t>
+      </w:r>
+      <w:r>
+        <w:rPr>
+          <w:rFonts w:ascii="Roboto" w:eastAsia="Calibri" w:hAnsi="Roboto" w:cs="Calibri"/>
+          <w:b/>
+        </w:rPr>
+        <w:t>Lab Members</w:t>
       </w:r>
     </w:p>
     <w:p>
@@ -1897,7 +1853,21 @@
           <w:rFonts w:ascii="Roboto" w:eastAsia="Calibri" w:hAnsi="Roboto" w:cs="Calibri"/>
           <w:noProof/>
         </w:rPr>
-        <w:t xml:space="preserve"> by Emmanuel Paradis  (in Modern Phylogenetic Comparative Methods</w:t>
+        <w:t xml:space="preserve"> by Emmanuel Paradis</w:t>
+      </w:r>
+      <w:r>
+        <w:rPr>
+          <w:rFonts w:ascii="Roboto" w:eastAsia="Calibri" w:hAnsi="Roboto" w:cs="Calibri"/>
+          <w:noProof/>
+        </w:rPr>
+        <w:t xml:space="preserve"> </w:t>
+      </w:r>
+      <w:r>
+        <w:rPr>
+          <w:rFonts w:ascii="Roboto" w:eastAsia="Calibri" w:hAnsi="Roboto" w:cs="Calibri"/>
+          <w:noProof/>
+        </w:rPr>
+        <w:t>(in Modern Phylogenetic Comparative Methods</w:t>
       </w:r>
       <w:r>
         <w:rPr>
@@ -2118,14 +2088,35 @@
           <w:rFonts w:ascii="Roboto" w:eastAsia="Calibri" w:hAnsi="Roboto" w:cs="Calibri"/>
           <w:b/>
         </w:rPr>
-        <w:t>(but only those w</w:t>
+        <w:t>(</w:t>
       </w:r>
       <w:r>
         <w:rPr>
           <w:rFonts w:ascii="Roboto" w:eastAsia="Calibri" w:hAnsi="Roboto" w:cs="Calibri"/>
           <w:b/>
         </w:rPr>
-        <w:t xml:space="preserve">ho </w:t>
+        <w:t>w</w:t>
+      </w:r>
+      <w:r>
+        <w:rPr>
+          <w:rFonts w:ascii="Roboto" w:eastAsia="Calibri" w:hAnsi="Roboto" w:cs="Calibri"/>
+          <w:b/>
+        </w:rPr>
+        <w:t>ho</w:t>
+      </w:r>
+      <w:r>
+        <w:rPr>
+          <w:rFonts w:ascii="Roboto" w:eastAsia="Calibri" w:hAnsi="Roboto" w:cs="Calibri"/>
+          <w:b/>
+        </w:rPr>
+        <w:t xml:space="preserve"> want to</w:t>
+      </w:r>
+      <w:r>
+        <w:rPr>
+          <w:rFonts w:ascii="Roboto" w:eastAsia="Calibri" w:hAnsi="Roboto" w:cs="Calibri"/>
+          <w:b/>
+        </w:rPr>
+        <w:t xml:space="preserve"> </w:t>
       </w:r>
       <w:r>
         <w:rPr>
@@ -2381,13 +2372,13 @@
           <w:i/>
           <w:iCs/>
         </w:rPr>
-        <w:t>The War of Art</w:t>
-      </w:r>
-      <w:r>
-        <w:rPr>
-          <w:rFonts w:ascii="Roboto" w:eastAsia="Calibri" w:hAnsi="Roboto" w:cs="Calibri"/>
-        </w:rPr>
-        <w:t xml:space="preserve"> by Steven Pressfield</w:t>
+        <w:t>Four Thousand Weeks</w:t>
+      </w:r>
+      <w:r>
+        <w:rPr>
+          <w:rFonts w:ascii="Roboto" w:eastAsia="Calibri" w:hAnsi="Roboto" w:cs="Calibri"/>
+        </w:rPr>
+        <w:t xml:space="preserve"> by Burkeman</w:t>
       </w:r>
     </w:p>
     <w:p>
@@ -2408,13 +2399,13 @@
           <w:i/>
           <w:iCs/>
         </w:rPr>
-        <w:t>Four Thousand Weeks</w:t>
-      </w:r>
-      <w:r>
-        <w:rPr>
-          <w:rFonts w:ascii="Roboto" w:eastAsia="Calibri" w:hAnsi="Roboto" w:cs="Calibri"/>
-        </w:rPr>
-        <w:t xml:space="preserve"> by Burkeman</w:t>
+        <w:t>How to Write a Lot (2nd ed)</w:t>
+      </w:r>
+      <w:r>
+        <w:rPr>
+          <w:rFonts w:ascii="Roboto" w:eastAsia="Calibri" w:hAnsi="Roboto" w:cs="Calibri"/>
+        </w:rPr>
+        <w:t xml:space="preserve"> by Paul J. Silvia</w:t>
       </w:r>
     </w:p>
     <w:p>
@@ -2435,13 +2426,31 @@
           <w:i/>
           <w:iCs/>
         </w:rPr>
-        <w:t>How to Write a Lot (2nd ed)</w:t>
-      </w:r>
-      <w:r>
-        <w:rPr>
-          <w:rFonts w:ascii="Roboto" w:eastAsia="Calibri" w:hAnsi="Roboto" w:cs="Calibri"/>
-        </w:rPr>
-        <w:t xml:space="preserve"> by Paul J. Silvia</w:t>
+        <w:t xml:space="preserve">A PhD Is Not </w:t>
+      </w:r>
+      <w:proofErr w:type="gramStart"/>
+      <w:r>
+        <w:rPr>
+          <w:rFonts w:ascii="Roboto" w:eastAsia="Calibri" w:hAnsi="Roboto" w:cs="Calibri"/>
+          <w:i/>
+          <w:iCs/>
+        </w:rPr>
+        <w:t>Enough!:</w:t>
+      </w:r>
+      <w:proofErr w:type="gramEnd"/>
+      <w:r>
+        <w:rPr>
+          <w:rFonts w:ascii="Roboto" w:eastAsia="Calibri" w:hAnsi="Roboto" w:cs="Calibri"/>
+          <w:i/>
+          <w:iCs/>
+        </w:rPr>
+        <w:t xml:space="preserve"> A Guide to Survival in Science</w:t>
+      </w:r>
+      <w:r>
+        <w:rPr>
+          <w:rFonts w:ascii="Roboto" w:eastAsia="Calibri" w:hAnsi="Roboto" w:cs="Calibri"/>
+        </w:rPr>
+        <w:t xml:space="preserve"> by Feibelman</w:t>
       </w:r>
     </w:p>
     <w:p>
@@ -2462,32 +2471,22 @@
           <w:i/>
           <w:iCs/>
         </w:rPr>
-        <w:t xml:space="preserve">A PhD Is Not </w:t>
-      </w:r>
-      <w:proofErr w:type="gramStart"/>
-      <w:r>
-        <w:rPr>
-          <w:rFonts w:ascii="Roboto" w:eastAsia="Calibri" w:hAnsi="Roboto" w:cs="Calibri"/>
-          <w:i/>
-          <w:iCs/>
-        </w:rPr>
-        <w:t>Enough!:</w:t>
-      </w:r>
-      <w:proofErr w:type="gramEnd"/>
-      <w:r>
-        <w:rPr>
-          <w:rFonts w:ascii="Roboto" w:eastAsia="Calibri" w:hAnsi="Roboto" w:cs="Calibri"/>
-          <w:i/>
-          <w:iCs/>
-        </w:rPr>
-        <w:t xml:space="preserve"> A Guide to Survival in Science</w:t>
-      </w:r>
-      <w:r>
-        <w:rPr>
-          <w:rFonts w:ascii="Roboto" w:eastAsia="Calibri" w:hAnsi="Roboto" w:cs="Calibri"/>
-        </w:rPr>
-        <w:t xml:space="preserve"> by Feibelman</w:t>
-      </w:r>
+        <w:t>The Professor Is In: The Essential Guide to Turning Your Ph.D. Into a Job</w:t>
+      </w:r>
+      <w:r>
+        <w:rPr>
+          <w:rFonts w:ascii="Roboto" w:eastAsia="Calibri" w:hAnsi="Roboto" w:cs="Calibri"/>
+        </w:rPr>
+        <w:t xml:space="preserve">. By </w:t>
+      </w:r>
+      <w:proofErr w:type="spellStart"/>
+      <w:r>
+        <w:rPr>
+          <w:rFonts w:ascii="Roboto" w:eastAsia="Calibri" w:hAnsi="Roboto" w:cs="Calibri"/>
+        </w:rPr>
+        <w:t>Kelsky</w:t>
+      </w:r>
+      <w:proofErr w:type="spellEnd"/>
     </w:p>
     <w:p>
       <w:pPr>
@@ -2507,41 +2506,6 @@
           <w:i/>
           <w:iCs/>
         </w:rPr>
-        <w:t>The Professor Is In: The Essential Guide to Turning Your Ph.D. Into a Job</w:t>
-      </w:r>
-      <w:r>
-        <w:rPr>
-          <w:rFonts w:ascii="Roboto" w:eastAsia="Calibri" w:hAnsi="Roboto" w:cs="Calibri"/>
-        </w:rPr>
-        <w:t xml:space="preserve">. By </w:t>
-      </w:r>
-      <w:proofErr w:type="spellStart"/>
-      <w:r>
-        <w:rPr>
-          <w:rFonts w:ascii="Roboto" w:eastAsia="Calibri" w:hAnsi="Roboto" w:cs="Calibri"/>
-        </w:rPr>
-        <w:t>Kelsky</w:t>
-      </w:r>
-      <w:proofErr w:type="spellEnd"/>
-    </w:p>
-    <w:p>
-      <w:pPr>
-        <w:numPr>
-          <w:ilvl w:val="0"/>
-          <w:numId w:val="20"/>
-        </w:numPr>
-        <w:ind w:left="720" w:hanging="360"/>
-        <w:jc w:val="both"/>
-        <w:rPr>
-          <w:rFonts w:ascii="Roboto" w:eastAsia="Calibri" w:hAnsi="Roboto" w:cs="Calibri"/>
-        </w:rPr>
-      </w:pPr>
-      <w:r>
-        <w:rPr>
-          <w:rFonts w:ascii="Roboto" w:eastAsia="Calibri" w:hAnsi="Roboto" w:cs="Calibri"/>
-          <w:i/>
-          <w:iCs/>
-        </w:rPr>
         <w:t>Tenure Hacks</w:t>
       </w:r>
       <w:r>
@@ -2601,36 +2565,14 @@
           <w:i/>
           <w:iCs/>
         </w:rPr>
-        <w:t>Everything Is Predictable: How Bayesian Statistics Explain Our World</w:t>
-      </w:r>
-      <w:r>
-        <w:rPr>
-          <w:rFonts w:ascii="Roboto" w:eastAsia="Calibri" w:hAnsi="Roboto" w:cs="Calibri"/>
-          <w:i/>
-          <w:iCs/>
-        </w:rPr>
-        <w:t xml:space="preserve"> by</w:t>
-      </w:r>
-      <w:r>
-        <w:rPr>
-          <w:rFonts w:ascii="Roboto" w:eastAsia="Calibri" w:hAnsi="Roboto" w:cs="Calibri"/>
-        </w:rPr>
-        <w:t xml:space="preserve"> </w:t>
-      </w:r>
-      <w:r>
-        <w:rPr>
-          <w:rFonts w:ascii="Roboto" w:eastAsia="Calibri" w:hAnsi="Roboto" w:cs="Calibri"/>
-        </w:rPr>
-        <w:t xml:space="preserve">Tom </w:t>
-      </w:r>
-      <w:proofErr w:type="spellStart"/>
-      <w:r>
-        <w:rPr>
-          <w:rFonts w:ascii="Roboto" w:eastAsia="Calibri" w:hAnsi="Roboto" w:cs="Calibri"/>
-        </w:rPr>
-        <w:t>Chivers</w:t>
-      </w:r>
-      <w:proofErr w:type="spellEnd"/>
+        <w:t>Demon Haunted World</w:t>
+      </w:r>
+      <w:r>
+        <w:rPr>
+          <w:rFonts w:ascii="Roboto" w:eastAsia="Calibri" w:hAnsi="Roboto" w:cs="Calibri"/>
+        </w:rPr>
+        <w:t xml:space="preserve"> by Carl Sagan</w:t>
+      </w:r>
     </w:p>
     <w:p>
       <w:pPr>
@@ -2650,14 +2592,22 @@
           <w:i/>
           <w:iCs/>
         </w:rPr>
-        <w:t>Demon Haunted World</w:t>
-      </w:r>
-      <w:r>
-        <w:rPr>
-          <w:rFonts w:ascii="Roboto" w:eastAsia="Calibri" w:hAnsi="Roboto" w:cs="Calibri"/>
-        </w:rPr>
-        <w:t xml:space="preserve"> by Carl Sagan</w:t>
-      </w:r>
+        <w:t>The Drunkard's Walk: How Randomness Rules Our Lives</w:t>
+      </w:r>
+      <w:r>
+        <w:rPr>
+          <w:rFonts w:ascii="Roboto" w:eastAsia="Calibri" w:hAnsi="Roboto" w:cs="Calibri"/>
+        </w:rPr>
+        <w:t xml:space="preserve"> by Leonard </w:t>
+      </w:r>
+      <w:proofErr w:type="spellStart"/>
+      <w:r>
+        <w:rPr>
+          <w:rFonts w:ascii="Roboto" w:eastAsia="Calibri" w:hAnsi="Roboto" w:cs="Calibri"/>
+        </w:rPr>
+        <w:t>Mlodinow</w:t>
+      </w:r>
+      <w:proofErr w:type="spellEnd"/>
     </w:p>
     <w:p>
       <w:pPr>
@@ -2677,22 +2627,14 @@
           <w:i/>
           <w:iCs/>
         </w:rPr>
-        <w:t>The Drunkard's Walk: How Randomness Rules Our Lives</w:t>
-      </w:r>
-      <w:r>
-        <w:rPr>
-          <w:rFonts w:ascii="Roboto" w:eastAsia="Calibri" w:hAnsi="Roboto" w:cs="Calibri"/>
-        </w:rPr>
-        <w:t xml:space="preserve"> by Leonard </w:t>
-      </w:r>
-      <w:proofErr w:type="spellStart"/>
-      <w:r>
-        <w:rPr>
-          <w:rFonts w:ascii="Roboto" w:eastAsia="Calibri" w:hAnsi="Roboto" w:cs="Calibri"/>
-        </w:rPr>
-        <w:t>Mlodinow</w:t>
-      </w:r>
-      <w:proofErr w:type="spellEnd"/>
+        <w:t>Voyage of the Beagle</w:t>
+      </w:r>
+      <w:r>
+        <w:rPr>
+          <w:rFonts w:ascii="Roboto" w:eastAsia="Calibri" w:hAnsi="Roboto" w:cs="Calibri"/>
+        </w:rPr>
+        <w:t xml:space="preserve"> by Charles Darwin</w:t>
+      </w:r>
     </w:p>
     <w:p>
       <w:pPr>
@@ -2712,13 +2654,13 @@
           <w:i/>
           <w:iCs/>
         </w:rPr>
-        <w:t>Voyage of the Beagle</w:t>
-      </w:r>
-      <w:r>
-        <w:rPr>
-          <w:rFonts w:ascii="Roboto" w:eastAsia="Calibri" w:hAnsi="Roboto" w:cs="Calibri"/>
-        </w:rPr>
-        <w:t xml:space="preserve"> by Charles Darwin</w:t>
+        <w:t>Surely You Must Be Joking Mr. Feynman</w:t>
+      </w:r>
+      <w:r>
+        <w:rPr>
+          <w:rFonts w:ascii="Roboto" w:eastAsia="Calibri" w:hAnsi="Roboto" w:cs="Calibri"/>
+        </w:rPr>
+        <w:t xml:space="preserve"> by Richard Feynman</w:t>
       </w:r>
     </w:p>
     <w:p>
@@ -2739,13 +2681,13 @@
           <w:i/>
           <w:iCs/>
         </w:rPr>
-        <w:t>Surely You Must Be Joking Mr. Feynman</w:t>
-      </w:r>
-      <w:r>
-        <w:rPr>
-          <w:rFonts w:ascii="Roboto" w:eastAsia="Calibri" w:hAnsi="Roboto" w:cs="Calibri"/>
-        </w:rPr>
-        <w:t xml:space="preserve"> by Richard Feynman</w:t>
+        <w:t>Philosophical Breakfast Club</w:t>
+      </w:r>
+      <w:r>
+        <w:rPr>
+          <w:rFonts w:ascii="Roboto" w:eastAsia="Calibri" w:hAnsi="Roboto" w:cs="Calibri"/>
+        </w:rPr>
+        <w:t xml:space="preserve"> by Laura Snyder</w:t>
       </w:r>
     </w:p>
     <w:p>
@@ -2766,13 +2708,13 @@
           <w:i/>
           <w:iCs/>
         </w:rPr>
-        <w:t>Philosophical Breakfast Club</w:t>
-      </w:r>
-      <w:r>
-        <w:rPr>
-          <w:rFonts w:ascii="Roboto" w:eastAsia="Calibri" w:hAnsi="Roboto" w:cs="Calibri"/>
-        </w:rPr>
-        <w:t xml:space="preserve"> by Laura Snyder</w:t>
+        <w:t>The Theory That Would Not Die</w:t>
+      </w:r>
+      <w:r>
+        <w:rPr>
+          <w:rFonts w:ascii="Roboto" w:eastAsia="Calibri" w:hAnsi="Roboto" w:cs="Calibri"/>
+        </w:rPr>
+        <w:t xml:space="preserve"> by Sharon Bertsch McGrayne</w:t>
       </w:r>
     </w:p>
     <w:p>
@@ -2793,14 +2735,28 @@
           <w:i/>
           <w:iCs/>
         </w:rPr>
-        <w:t>The Theory That Would Not Die</w:t>
-      </w:r>
-      <w:r>
-        <w:rPr>
-          <w:rFonts w:ascii="Roboto" w:eastAsia="Calibri" w:hAnsi="Roboto" w:cs="Calibri"/>
-        </w:rPr>
-        <w:t xml:space="preserve"> by Sharon Bertsch McGrayne</w:t>
-      </w:r>
+        <w:t>Everything Is Predictable: How Bayesian Statistics Explain Our World by</w:t>
+      </w:r>
+      <w:r>
+        <w:rPr>
+          <w:rFonts w:ascii="Roboto" w:eastAsia="Calibri" w:hAnsi="Roboto" w:cs="Calibri"/>
+        </w:rPr>
+        <w:t xml:space="preserve"> </w:t>
+      </w:r>
+      <w:r>
+        <w:rPr>
+          <w:rFonts w:ascii="Roboto" w:eastAsia="Calibri" w:hAnsi="Roboto" w:cs="Calibri"/>
+        </w:rPr>
+        <w:t xml:space="preserve">Tom </w:t>
+      </w:r>
+      <w:proofErr w:type="spellStart"/>
+      <w:r>
+        <w:rPr>
+          <w:rFonts w:ascii="Roboto" w:eastAsia="Calibri" w:hAnsi="Roboto" w:cs="Calibri"/>
+        </w:rPr>
+        <w:t>Chivers</w:t>
+      </w:r>
+      <w:proofErr w:type="spellEnd"/>
     </w:p>
     <w:p>
       <w:pPr>
@@ -2855,7 +2811,19 @@
         <w:rPr>
           <w:rFonts w:ascii="Roboto" w:eastAsia="Calibri" w:hAnsi="Roboto" w:cs="Calibri"/>
         </w:rPr>
-        <w:t xml:space="preserve"> by Stephen Pinker</w:t>
+        <w:t xml:space="preserve"> by Ste</w:t>
+      </w:r>
+      <w:r>
+        <w:rPr>
+          <w:rFonts w:ascii="Roboto" w:eastAsia="Calibri" w:hAnsi="Roboto" w:cs="Calibri"/>
+        </w:rPr>
+        <w:t>v</w:t>
+      </w:r>
+      <w:r>
+        <w:rPr>
+          <w:rFonts w:ascii="Roboto" w:eastAsia="Calibri" w:hAnsi="Roboto" w:cs="Calibri"/>
+        </w:rPr>
+        <w:t>en Pinker</w:t>
       </w:r>
     </w:p>
     <w:p>
@@ -2930,6 +2898,14 @@
           <w:i/>
           <w:iCs/>
         </w:rPr>
+        <w:t xml:space="preserve"> </w:t>
+      </w:r>
+      <w:r>
+        <w:rPr>
+          <w:rFonts w:ascii="Roboto" w:eastAsia="Calibri" w:hAnsi="Roboto" w:cs="Calibri"/>
+          <w:i/>
+          <w:iCs/>
+        </w:rPr>
         <w:t>Make It Stick: The Science of Successful Learning</w:t>
       </w:r>
       <w:r>
@@ -2938,6 +2914,135 @@
         </w:rPr>
         <w:t xml:space="preserve"> by Brown, Roediger, &amp; Daniel</w:t>
       </w:r>
+    </w:p>
+    <w:p>
+      <w:pPr>
+        <w:numPr>
+          <w:ilvl w:val="0"/>
+          <w:numId w:val="1"/>
+        </w:numPr>
+        <w:ind w:left="720" w:hanging="360"/>
+        <w:jc w:val="both"/>
+        <w:rPr>
+          <w:rFonts w:ascii="Roboto" w:eastAsia="Calibri" w:hAnsi="Roboto" w:cs="Calibri"/>
+        </w:rPr>
+      </w:pPr>
+      <w:r>
+        <w:rPr>
+          <w:rFonts w:ascii="Roboto" w:eastAsia="Calibri" w:hAnsi="Roboto" w:cs="Calibri"/>
+          <w:i/>
+          <w:iCs/>
+        </w:rPr>
+        <w:t>The War of Art</w:t>
+      </w:r>
+      <w:r>
+        <w:rPr>
+          <w:rFonts w:ascii="Roboto" w:eastAsia="Calibri" w:hAnsi="Roboto" w:cs="Calibri"/>
+        </w:rPr>
+        <w:t xml:space="preserve"> by Steven Pressfield</w:t>
+      </w:r>
+    </w:p>
+    <w:p>
+      <w:pPr>
+        <w:numPr>
+          <w:ilvl w:val="0"/>
+          <w:numId w:val="1"/>
+        </w:numPr>
+        <w:jc w:val="both"/>
+        <w:rPr>
+          <w:rFonts w:ascii="Roboto" w:eastAsia="Calibri" w:hAnsi="Roboto" w:cs="Calibri"/>
+        </w:rPr>
+      </w:pPr>
+      <w:r>
+        <w:rPr>
+          <w:rFonts w:ascii="Roboto" w:eastAsia="Calibri" w:hAnsi="Roboto" w:cs="Calibri"/>
+          <w:i/>
+          <w:iCs/>
+        </w:rPr>
+        <w:t xml:space="preserve">The Information: </w:t>
+      </w:r>
+      <w:proofErr w:type="gramStart"/>
+      <w:r>
+        <w:rPr>
+          <w:rFonts w:ascii="Roboto" w:eastAsia="Calibri" w:hAnsi="Roboto" w:cs="Calibri"/>
+          <w:i/>
+          <w:iCs/>
+        </w:rPr>
+        <w:t>A History</w:t>
+      </w:r>
+      <w:proofErr w:type="gramEnd"/>
+      <w:r>
+        <w:rPr>
+          <w:rFonts w:ascii="Roboto" w:eastAsia="Calibri" w:hAnsi="Roboto" w:cs="Calibri"/>
+          <w:i/>
+          <w:iCs/>
+        </w:rPr>
+        <w:t xml:space="preserve">, </w:t>
+      </w:r>
+      <w:proofErr w:type="gramStart"/>
+      <w:r>
+        <w:rPr>
+          <w:rFonts w:ascii="Roboto" w:eastAsia="Calibri" w:hAnsi="Roboto" w:cs="Calibri"/>
+          <w:i/>
+          <w:iCs/>
+        </w:rPr>
+        <w:t>A Theory</w:t>
+      </w:r>
+      <w:proofErr w:type="gramEnd"/>
+      <w:r>
+        <w:rPr>
+          <w:rFonts w:ascii="Roboto" w:eastAsia="Calibri" w:hAnsi="Roboto" w:cs="Calibri"/>
+          <w:i/>
+          <w:iCs/>
+        </w:rPr>
+        <w:t>, A Flood</w:t>
+      </w:r>
+      <w:r>
+        <w:rPr>
+          <w:rFonts w:ascii="Roboto" w:eastAsia="Calibri" w:hAnsi="Roboto" w:cs="Calibri"/>
+        </w:rPr>
+        <w:t xml:space="preserve"> by James Gleick</w:t>
+      </w:r>
+    </w:p>
+    <w:p>
+      <w:pPr>
+        <w:numPr>
+          <w:ilvl w:val="0"/>
+          <w:numId w:val="1"/>
+        </w:numPr>
+        <w:jc w:val="both"/>
+        <w:rPr>
+          <w:rFonts w:ascii="Roboto" w:eastAsia="Calibri" w:hAnsi="Roboto" w:cs="Calibri"/>
+        </w:rPr>
+      </w:pPr>
+      <w:r>
+        <w:rPr>
+          <w:rFonts w:ascii="Roboto" w:eastAsia="Calibri" w:hAnsi="Roboto" w:cs="Calibri"/>
+          <w:i/>
+          <w:iCs/>
+        </w:rPr>
+        <w:t>Chaos: Making a New Science</w:t>
+      </w:r>
+      <w:r>
+        <w:rPr>
+          <w:rFonts w:ascii="Roboto" w:eastAsia="Calibri" w:hAnsi="Roboto" w:cs="Calibri"/>
+        </w:rPr>
+        <w:t xml:space="preserve"> </w:t>
+      </w:r>
+      <w:r>
+        <w:rPr>
+          <w:rFonts w:ascii="Roboto" w:eastAsia="Calibri" w:hAnsi="Roboto" w:cs="Calibri"/>
+        </w:rPr>
+        <w:t>by James Gleick</w:t>
+      </w:r>
+    </w:p>
+    <w:p>
+      <w:pPr>
+        <w:jc w:val="both"/>
+        <w:rPr>
+          <w:rFonts w:ascii="Roboto" w:eastAsia="Calibri" w:hAnsi="Roboto" w:cs="Calibri"/>
+        </w:rPr>
+      </w:pPr>
     </w:p>
     <w:sectPr>
       <w:footerReference w:type="even" r:id="rId9"/>
